--- a/tma/templates/Adenda de Extensión de Plazo - Contrato Tradicional - PJ en PESOS.docx
+++ b/tma/templates/Adenda de Extensión de Plazo - Contrato Tradicional - PJ en PESOS.docx
@@ -1,6 +1,6 @@
 
 <file path=word/document.xml><?xml version="1.0" encoding="utf-8"?>
-<w:document xmlns:wpc="http://schemas.microsoft.com/office/word/2010/wordprocessingCanvas" xmlns:cx="http://schemas.microsoft.com/office/drawing/2014/chartex" xmlns:cx1="http://schemas.microsoft.com/office/drawing/2015/9/8/chartex" xmlns:cx2="http://schemas.microsoft.com/office/drawing/2015/10/21/chartex" xmlns:cx3="http://schemas.microsoft.com/office/drawing/2016/5/9/chartex" xmlns:cx4="http://schemas.microsoft.com/office/drawing/2016/5/10/chartex" xmlns:cx5="http://schemas.microsoft.com/office/drawing/2016/5/11/chartex" xmlns:cx6="http://schemas.microsoft.com/office/drawing/2016/5/12/chartex" xmlns:cx7="http://schemas.microsoft.com/office/drawing/2016/5/13/chartex" xmlns:cx8="http://schemas.microsoft.com/office/drawing/2016/5/14/chartex" xmlns:mc="http://schemas.openxmlformats.org/markup-compatibility/2006" xmlns:aink="http://schemas.microsoft.com/office/drawing/2016/ink" xmlns:am3d="http://schemas.microsoft.com/office/drawing/2017/model3d" xmlns:o="urn:schemas-microsoft-com:office:office" xmlns:oel="http://schemas.microsoft.com/office/2019/extlst" xmlns:r="http://schemas.openxmlformats.org/officeDocument/2006/relationships" xmlns:m="http://schemas.openxmlformats.org/officeDocument/2006/math" xmlns:v="urn:schemas-microsoft-com:vml" xmlns:wp14="http://schemas.microsoft.com/office/word/2010/wordprocessingDrawing" xmlns:wp="http://schemas.openxmlformats.org/drawingml/2006/wordprocessingDrawing" xmlns:w10="urn:schemas-microsoft-com:office:word" xmlns:w="http://schemas.openxmlformats.org/wordprocessingml/2006/main" xmlns:w14="http://schemas.microsoft.com/office/word/2010/wordml" xmlns:w15="http://schemas.microsoft.com/office/word/2012/wordml" xmlns:w16cex="http://schemas.microsoft.com/office/word/2018/wordml/cex" xmlns:w16cid="http://schemas.microsoft.com/office/word/2016/wordml/cid" xmlns:w16="http://schemas.microsoft.com/office/word/2018/wordml" xmlns:w16du="http://schemas.microsoft.com/office/word/2023/wordml/word16du" xmlns:w16sdtdh="http://schemas.microsoft.com/office/word/2020/wordml/sdtdatahash" xmlns:w16sdtfl="http://schemas.microsoft.com/office/word/2024/wordml/sdtformatlock" xmlns:w16se="http://schemas.microsoft.com/office/word/2015/wordml/symex" xmlns:wpg="http://schemas.microsoft.com/office/word/2010/wordprocessingGroup" xmlns:wpi="http://schemas.microsoft.com/office/word/2010/wordprocessingInk" xmlns:wne="http://schemas.microsoft.com/office/word/2006/wordml" xmlns:wps="http://schemas.microsoft.com/office/word/2010/wordprocessingShape" mc:Ignorable="w14 w15 w16se w16cid w16 w16cex w16sdtdh w16sdtfl w16du wp14">
+<w:document xmlns:wpc="http://schemas.microsoft.com/office/word/2010/wordprocessingCanvas" xmlns:cx="http://schemas.microsoft.com/office/drawing/2014/chartex" xmlns:cx1="http://schemas.microsoft.com/office/drawing/2015/9/8/chartex" xmlns:mc="http://schemas.openxmlformats.org/markup-compatibility/2006" xmlns:o="urn:schemas-microsoft-com:office:office" xmlns:r="http://schemas.openxmlformats.org/officeDocument/2006/relationships" xmlns:m="http://schemas.openxmlformats.org/officeDocument/2006/math" xmlns:v="urn:schemas-microsoft-com:vml" xmlns:wp14="http://schemas.microsoft.com/office/word/2010/wordprocessingDrawing" xmlns:wp="http://schemas.openxmlformats.org/drawingml/2006/wordprocessingDrawing" xmlns:w10="urn:schemas-microsoft-com:office:word" xmlns:w="http://schemas.openxmlformats.org/wordprocessingml/2006/main" xmlns:w14="http://schemas.microsoft.com/office/word/2010/wordml" xmlns:w15="http://schemas.microsoft.com/office/word/2012/wordml" xmlns:w16se="http://schemas.microsoft.com/office/word/2015/wordml/symex" xmlns:wpg="http://schemas.microsoft.com/office/word/2010/wordprocessingGroup" xmlns:wpi="http://schemas.microsoft.com/office/word/2010/wordprocessingInk" xmlns:wne="http://schemas.microsoft.com/office/word/2006/wordml" xmlns:wps="http://schemas.microsoft.com/office/word/2010/wordprocessingShape" mc:Ignorable="w14 w15 w16se wp14">
   <w:body>
     <w:p>
       <w:pPr>
@@ -292,66 +292,23 @@
           <w:szCs w:val="20"/>
           <w:highlight w:val="yellow"/>
         </w:rPr>
-        <w:t>, representada en este acto por __________, DNI __________, en su carácter de ________</w:t>
-      </w:r>
-      <w:r>
-        <w:rPr>
-          <w:rFonts w:ascii="Arial" w:hAnsi="Arial" w:cs="Arial"/>
-          <w:sz w:val="20"/>
-          <w:szCs w:val="20"/>
-        </w:rPr>
-        <w:t xml:space="preserve">, conforme </w:t>
-      </w:r>
-      <w:r>
-        <w:rPr>
-          <w:rFonts w:ascii="Arial" w:hAnsi="Arial" w:cs="Arial"/>
-          <w:sz w:val="20"/>
-          <w:szCs w:val="20"/>
-          <w:highlight w:val="yellow"/>
-        </w:rPr>
-        <w:t>Estatuto Social</w:t>
-      </w:r>
-      <w:r>
-        <w:rPr>
-          <w:rFonts w:ascii="Arial" w:hAnsi="Arial" w:cs="Arial"/>
-          <w:sz w:val="20"/>
-          <w:szCs w:val="20"/>
-        </w:rPr>
-        <w:t xml:space="preserve"> y Acta de </w:t>
-      </w:r>
-      <w:r>
-        <w:rPr>
-          <w:rFonts w:ascii="Arial" w:hAnsi="Arial" w:cs="Arial"/>
-          <w:sz w:val="20"/>
-          <w:szCs w:val="20"/>
-          <w:highlight w:val="yellow"/>
-        </w:rPr>
-        <w:t>Directorio</w:t>
-      </w:r>
-      <w:r>
-        <w:rPr>
-          <w:rFonts w:ascii="Arial" w:hAnsi="Arial" w:cs="Arial"/>
-          <w:sz w:val="20"/>
-          <w:szCs w:val="20"/>
-        </w:rPr>
-        <w:t xml:space="preserve"> de fecha </w:t>
-      </w:r>
-      <w:r>
-        <w:rPr>
-          <w:rFonts w:ascii="Arial" w:hAnsi="Arial" w:cs="Arial"/>
-          <w:sz w:val="20"/>
-          <w:szCs w:val="20"/>
-          <w:highlight w:val="yellow"/>
-        </w:rPr>
-        <w:t>___</w:t>
-      </w:r>
-      <w:r>
-        <w:rPr>
-          <w:rFonts w:ascii="Arial" w:hAnsi="Arial" w:cs="Arial"/>
-          <w:sz w:val="20"/>
-          <w:szCs w:val="20"/>
-        </w:rPr>
-        <w:t xml:space="preserve"> </w:t>
+        <w:t>, representada en este acto por __________, DNI __________,</w:t>
+      </w:r>
+      <w:r>
+        <w:rPr>
+          <w:rFonts w:ascii="Arial" w:hAnsi="Arial" w:cs="Arial"/>
+          <w:sz w:val="20"/>
+          <w:szCs w:val="20"/>
+        </w:rPr>
+        <w:t xml:space="preserve"> en su carácter de ________</w:t>
+      </w:r>
+      <w:r>
+        <w:rPr>
+          <w:rFonts w:ascii="Arial" w:hAnsi="Arial" w:cs="Arial"/>
+          <w:sz w:val="20"/>
+          <w:szCs w:val="20"/>
+        </w:rPr>
+        <w:t xml:space="preserve">, conforme Estatuto Social y Acta de Directorio de fecha ___ </w:t>
       </w:r>
       <w:r>
         <w:rPr>
@@ -361,6 +318,8 @@
         </w:rPr>
         <w:t>(en lo sucesivo, la “Locadora” y; en conjunto, las "Partes"),</w:t>
       </w:r>
+      <w:bookmarkStart w:id="0" w:name="_GoBack"/>
+      <w:bookmarkEnd w:id="0"/>
     </w:p>
     <w:p>
       <w:pPr>
@@ -425,7 +384,6 @@
           <w:rFonts w:ascii="Arial" w:hAnsi="Arial" w:cs="Arial"/>
           <w:sz w:val="20"/>
           <w:szCs w:val="20"/>
-          <w:highlight w:val="yellow"/>
         </w:rPr>
         <w:t>__</w:t>
       </w:r>
@@ -434,7 +392,6 @@
           <w:rFonts w:ascii="Arial" w:hAnsi="Arial" w:cs="Arial"/>
           <w:sz w:val="20"/>
           <w:szCs w:val="20"/>
-          <w:highlight w:val="yellow"/>
         </w:rPr>
         <w:t xml:space="preserve"> (_______</w:t>
       </w:r>
@@ -443,7 +400,6 @@
           <w:rFonts w:ascii="Arial" w:hAnsi="Arial" w:cs="Arial"/>
           <w:sz w:val="20"/>
           <w:szCs w:val="20"/>
-          <w:highlight w:val="yellow"/>
         </w:rPr>
         <w:t>_</w:t>
       </w:r>
@@ -452,7 +408,6 @@
           <w:rFonts w:ascii="Arial" w:hAnsi="Arial" w:cs="Arial"/>
           <w:sz w:val="20"/>
           <w:szCs w:val="20"/>
-          <w:highlight w:val="yellow"/>
         </w:rPr>
         <w:t>)</w:t>
       </w:r>
@@ -461,7 +416,6 @@
           <w:rFonts w:ascii="Arial" w:hAnsi="Arial" w:cs="Arial"/>
           <w:sz w:val="20"/>
           <w:szCs w:val="20"/>
-          <w:highlight w:val="yellow"/>
         </w:rPr>
         <w:t xml:space="preserve"> de ___________ de</w:t>
       </w:r>
@@ -470,17 +424,16 @@
           <w:rFonts w:ascii="Arial" w:hAnsi="Arial" w:cs="Arial"/>
           <w:sz w:val="20"/>
           <w:szCs w:val="20"/>
-          <w:highlight w:val="yellow"/>
-        </w:rPr>
-        <w:t xml:space="preserve"> _______</w:t>
-      </w:r>
-      <w:r>
-        <w:rPr>
-          <w:rFonts w:ascii="Arial" w:hAnsi="Arial" w:cs="Arial"/>
-          <w:sz w:val="20"/>
-          <w:szCs w:val="20"/>
-        </w:rPr>
-        <w:t>, las Partes celebraron un contrato de locación (en lo sucesivo, el “Contrato”)</w:t>
+        </w:rPr>
+        <w:t xml:space="preserve"> _______,</w:t>
+      </w:r>
+      <w:r>
+        <w:rPr>
+          <w:rFonts w:ascii="Arial" w:hAnsi="Arial" w:cs="Arial"/>
+          <w:sz w:val="20"/>
+          <w:szCs w:val="20"/>
+        </w:rPr>
+        <w:t xml:space="preserve"> las Partes celebraron un contrato de locación (en lo sucesivo, el “Contrato”)</w:t>
       </w:r>
       <w:r>
         <w:rPr>
@@ -1255,7 +1208,7 @@
         </w:rPr>
         <w:t xml:space="preserve">En cuanto a la forma de pago del Precio, las Partes estipulan que la Locataria abonará a la Locadora períodos de 12 (doce) meses por adelantado. El primer pago del Precio tendrá lugar dentro de los </w:t>
       </w:r>
-      <w:commentRangeStart w:id="0"/>
+      <w:commentRangeStart w:id="1"/>
       <w:r>
         <w:rPr>
           <w:rFonts w:ascii="Arial" w:hAnsi="Arial" w:cs="Arial"/>
@@ -1272,7 +1225,7 @@
         </w:rPr>
         <w:t>sde la firma de la presente Adenda</w:t>
       </w:r>
-      <w:commentRangeEnd w:id="0"/>
+      <w:commentRangeEnd w:id="1"/>
       <w:r>
         <w:rPr>
           <w:rStyle w:val="Refdecomentario"/>
@@ -1280,7 +1233,7 @@
           <w:sz w:val="20"/>
           <w:szCs w:val="20"/>
         </w:rPr>
-        <w:commentReference w:id="0"/>
+        <w:commentReference w:id="1"/>
       </w:r>
       <w:r>
         <w:rPr>
@@ -3938,7 +3891,7 @@
       </w:pPr>
     </w:p>
     <w:sectPr>
-      <w:footerReference w:type="default" r:id="rId13"/>
+      <w:footerReference w:type="default" r:id="rId12"/>
       <w:pgSz w:w="11910" w:h="16840"/>
       <w:pgMar w:top="426" w:right="1420" w:bottom="1220" w:left="1418" w:header="0" w:footer="1026" w:gutter="0"/>
       <w:cols w:space="720"/>
@@ -3948,8 +3901,8 @@
 </file>
 
 <file path=word/comments.xml><?xml version="1.0" encoding="utf-8"?>
-<w:comments xmlns:wpc="http://schemas.microsoft.com/office/word/2010/wordprocessingCanvas" xmlns:cx="http://schemas.microsoft.com/office/drawing/2014/chartex" xmlns:cx1="http://schemas.microsoft.com/office/drawing/2015/9/8/chartex" xmlns:cx2="http://schemas.microsoft.com/office/drawing/2015/10/21/chartex" xmlns:cx3="http://schemas.microsoft.com/office/drawing/2016/5/9/chartex" xmlns:cx4="http://schemas.microsoft.com/office/drawing/2016/5/10/chartex" xmlns:cx5="http://schemas.microsoft.com/office/drawing/2016/5/11/chartex" xmlns:cx6="http://schemas.microsoft.com/office/drawing/2016/5/12/chartex" xmlns:cx7="http://schemas.microsoft.com/office/drawing/2016/5/13/chartex" xmlns:cx8="http://schemas.microsoft.com/office/drawing/2016/5/14/chartex" xmlns:mc="http://schemas.openxmlformats.org/markup-compatibility/2006" xmlns:aink="http://schemas.microsoft.com/office/drawing/2016/ink" xmlns:am3d="http://schemas.microsoft.com/office/drawing/2017/model3d" xmlns:o="urn:schemas-microsoft-com:office:office" xmlns:oel="http://schemas.microsoft.com/office/2019/extlst" xmlns:r="http://schemas.openxmlformats.org/officeDocument/2006/relationships" xmlns:m="http://schemas.openxmlformats.org/officeDocument/2006/math" xmlns:v="urn:schemas-microsoft-com:vml" xmlns:wp14="http://schemas.microsoft.com/office/word/2010/wordprocessingDrawing" xmlns:wp="http://schemas.openxmlformats.org/drawingml/2006/wordprocessingDrawing" xmlns:w10="urn:schemas-microsoft-com:office:word" xmlns:w="http://schemas.openxmlformats.org/wordprocessingml/2006/main" xmlns:w14="http://schemas.microsoft.com/office/word/2010/wordml" xmlns:w15="http://schemas.microsoft.com/office/word/2012/wordml" xmlns:w16cex="http://schemas.microsoft.com/office/word/2018/wordml/cex" xmlns:w16cid="http://schemas.microsoft.com/office/word/2016/wordml/cid" xmlns:w16="http://schemas.microsoft.com/office/word/2018/wordml" xmlns:w16du="http://schemas.microsoft.com/office/word/2023/wordml/word16du" xmlns:w16sdtdh="http://schemas.microsoft.com/office/word/2020/wordml/sdtdatahash" xmlns:w16sdtfl="http://schemas.microsoft.com/office/word/2024/wordml/sdtformatlock" xmlns:w16se="http://schemas.microsoft.com/office/word/2015/wordml/symex" xmlns:wpg="http://schemas.microsoft.com/office/word/2010/wordprocessingGroup" xmlns:wpi="http://schemas.microsoft.com/office/word/2010/wordprocessingInk" xmlns:wne="http://schemas.microsoft.com/office/word/2006/wordml" xmlns:wps="http://schemas.microsoft.com/office/word/2010/wordprocessingShape" mc:Ignorable="w14 w15 w16se w16cid w16 w16cex w16sdtdh w16sdtfl w16du wp14">
-  <w:comment w:id="0" w:author="Federico Matt" w:date="2021-03-03T16:18:00Z" w:initials="FM">
+<w:comments xmlns:wpc="http://schemas.microsoft.com/office/word/2010/wordprocessingCanvas" xmlns:cx="http://schemas.microsoft.com/office/drawing/2014/chartex" xmlns:cx1="http://schemas.microsoft.com/office/drawing/2015/9/8/chartex" xmlns:mc="http://schemas.openxmlformats.org/markup-compatibility/2006" xmlns:o="urn:schemas-microsoft-com:office:office" xmlns:r="http://schemas.openxmlformats.org/officeDocument/2006/relationships" xmlns:m="http://schemas.openxmlformats.org/officeDocument/2006/math" xmlns:v="urn:schemas-microsoft-com:vml" xmlns:wp14="http://schemas.microsoft.com/office/word/2010/wordprocessingDrawing" xmlns:wp="http://schemas.openxmlformats.org/drawingml/2006/wordprocessingDrawing" xmlns:w10="urn:schemas-microsoft-com:office:word" xmlns:w="http://schemas.openxmlformats.org/wordprocessingml/2006/main" xmlns:w14="http://schemas.microsoft.com/office/word/2010/wordml" xmlns:w15="http://schemas.microsoft.com/office/word/2012/wordml" xmlns:w16se="http://schemas.microsoft.com/office/word/2015/wordml/symex" xmlns:wpg="http://schemas.microsoft.com/office/word/2010/wordprocessingGroup" xmlns:wpi="http://schemas.microsoft.com/office/word/2010/wordprocessingInk" xmlns:wne="http://schemas.microsoft.com/office/word/2006/wordml" xmlns:wps="http://schemas.microsoft.com/office/word/2010/wordprocessingShape" mc:Ignorable="w14 w15 w16se wp14">
+  <w:comment w:id="1" w:author="Federico Matt" w:date="2021-03-03T16:18:00Z" w:initials="FM">
     <w:p>
       <w:pPr>
         <w:pStyle w:val="Textocomentario"/>
@@ -3969,7 +3922,7 @@
 </file>
 
 <file path=word/commentsExtended.xml><?xml version="1.0" encoding="utf-8"?>
-<w15:commentsEx xmlns:wpc="http://schemas.microsoft.com/office/word/2010/wordprocessingCanvas" xmlns:cx="http://schemas.microsoft.com/office/drawing/2014/chartex" xmlns:cx1="http://schemas.microsoft.com/office/drawing/2015/9/8/chartex" xmlns:cx2="http://schemas.microsoft.com/office/drawing/2015/10/21/chartex" xmlns:cx3="http://schemas.microsoft.com/office/drawing/2016/5/9/chartex" xmlns:cx4="http://schemas.microsoft.com/office/drawing/2016/5/10/chartex" xmlns:cx5="http://schemas.microsoft.com/office/drawing/2016/5/11/chartex" xmlns:cx6="http://schemas.microsoft.com/office/drawing/2016/5/12/chartex" xmlns:cx7="http://schemas.microsoft.com/office/drawing/2016/5/13/chartex" xmlns:cx8="http://schemas.microsoft.com/office/drawing/2016/5/14/chartex" xmlns:mc="http://schemas.openxmlformats.org/markup-compatibility/2006" xmlns:aink="http://schemas.microsoft.com/office/drawing/2016/ink" xmlns:am3d="http://schemas.microsoft.com/office/drawing/2017/model3d" xmlns:o="urn:schemas-microsoft-com:office:office" xmlns:oel="http://schemas.microsoft.com/office/2019/extlst" xmlns:r="http://schemas.openxmlformats.org/officeDocument/2006/relationships" xmlns:m="http://schemas.openxmlformats.org/officeDocument/2006/math" xmlns:v="urn:schemas-microsoft-com:vml" xmlns:wp14="http://schemas.microsoft.com/office/word/2010/wordprocessingDrawing" xmlns:wp="http://schemas.openxmlformats.org/drawingml/2006/wordprocessingDrawing" xmlns:w10="urn:schemas-microsoft-com:office:word" xmlns:w="http://schemas.openxmlformats.org/wordprocessingml/2006/main" xmlns:w14="http://schemas.microsoft.com/office/word/2010/wordml" xmlns:w15="http://schemas.microsoft.com/office/word/2012/wordml" xmlns:w16cex="http://schemas.microsoft.com/office/word/2018/wordml/cex" xmlns:w16cid="http://schemas.microsoft.com/office/word/2016/wordml/cid" xmlns:w16="http://schemas.microsoft.com/office/word/2018/wordml" xmlns:w16du="http://schemas.microsoft.com/office/word/2023/wordml/word16du" xmlns:w16sdtdh="http://schemas.microsoft.com/office/word/2020/wordml/sdtdatahash" xmlns:w16sdtfl="http://schemas.microsoft.com/office/word/2024/wordml/sdtformatlock" xmlns:w16se="http://schemas.microsoft.com/office/word/2015/wordml/symex" xmlns:wpg="http://schemas.microsoft.com/office/word/2010/wordprocessingGroup" xmlns:wpi="http://schemas.microsoft.com/office/word/2010/wordprocessingInk" xmlns:wne="http://schemas.microsoft.com/office/word/2006/wordml" xmlns:wps="http://schemas.microsoft.com/office/word/2010/wordprocessingShape" mc:Ignorable="w14 w15 w16se w16cid w16 w16cex w16sdtdh w16sdtfl w16du wp14">
+<w15:commentsEx xmlns:wpc="http://schemas.microsoft.com/office/word/2010/wordprocessingCanvas" xmlns:cx="http://schemas.microsoft.com/office/drawing/2014/chartex" xmlns:cx1="http://schemas.microsoft.com/office/drawing/2015/9/8/chartex" xmlns:mc="http://schemas.openxmlformats.org/markup-compatibility/2006" xmlns:o="urn:schemas-microsoft-com:office:office" xmlns:r="http://schemas.openxmlformats.org/officeDocument/2006/relationships" xmlns:m="http://schemas.openxmlformats.org/officeDocument/2006/math" xmlns:v="urn:schemas-microsoft-com:vml" xmlns:wp14="http://schemas.microsoft.com/office/word/2010/wordprocessingDrawing" xmlns:wp="http://schemas.openxmlformats.org/drawingml/2006/wordprocessingDrawing" xmlns:w10="urn:schemas-microsoft-com:office:word" xmlns:w="http://schemas.openxmlformats.org/wordprocessingml/2006/main" xmlns:w14="http://schemas.microsoft.com/office/word/2010/wordml" xmlns:w15="http://schemas.microsoft.com/office/word/2012/wordml" xmlns:w16se="http://schemas.microsoft.com/office/word/2015/wordml/symex" xmlns:wpg="http://schemas.microsoft.com/office/word/2010/wordprocessingGroup" xmlns:wpi="http://schemas.microsoft.com/office/word/2010/wordprocessingInk" xmlns:wne="http://schemas.microsoft.com/office/word/2006/wordml" xmlns:wps="http://schemas.microsoft.com/office/word/2010/wordprocessingShape" mc:Ignorable="w14 w15 w16se wp14">
   <w15:commentEx w15:paraId="06E18386" w15:done="0"/>
 </w15:commentsEx>
 </file>
@@ -3981,7 +3934,7 @@
 </file>
 
 <file path=word/endnotes.xml><?xml version="1.0" encoding="utf-8"?>
-<w:endnotes xmlns:wpc="http://schemas.microsoft.com/office/word/2010/wordprocessingCanvas" xmlns:cx="http://schemas.microsoft.com/office/drawing/2014/chartex" xmlns:cx1="http://schemas.microsoft.com/office/drawing/2015/9/8/chartex" xmlns:cx2="http://schemas.microsoft.com/office/drawing/2015/10/21/chartex" xmlns:cx3="http://schemas.microsoft.com/office/drawing/2016/5/9/chartex" xmlns:cx4="http://schemas.microsoft.com/office/drawing/2016/5/10/chartex" xmlns:cx5="http://schemas.microsoft.com/office/drawing/2016/5/11/chartex" xmlns:cx6="http://schemas.microsoft.com/office/drawing/2016/5/12/chartex" xmlns:cx7="http://schemas.microsoft.com/office/drawing/2016/5/13/chartex" xmlns:cx8="http://schemas.microsoft.com/office/drawing/2016/5/14/chartex" xmlns:mc="http://schemas.openxmlformats.org/markup-compatibility/2006" xmlns:aink="http://schemas.microsoft.com/office/drawing/2016/ink" xmlns:am3d="http://schemas.microsoft.com/office/drawing/2017/model3d" xmlns:o="urn:schemas-microsoft-com:office:office" xmlns:oel="http://schemas.microsoft.com/office/2019/extlst" xmlns:r="http://schemas.openxmlformats.org/officeDocument/2006/relationships" xmlns:m="http://schemas.openxmlformats.org/officeDocument/2006/math" xmlns:v="urn:schemas-microsoft-com:vml" xmlns:wp14="http://schemas.microsoft.com/office/word/2010/wordprocessingDrawing" xmlns:wp="http://schemas.openxmlformats.org/drawingml/2006/wordprocessingDrawing" xmlns:w10="urn:schemas-microsoft-com:office:word" xmlns:w="http://schemas.openxmlformats.org/wordprocessingml/2006/main" xmlns:w14="http://schemas.microsoft.com/office/word/2010/wordml" xmlns:w15="http://schemas.microsoft.com/office/word/2012/wordml" xmlns:w16cex="http://schemas.microsoft.com/office/word/2018/wordml/cex" xmlns:w16cid="http://schemas.microsoft.com/office/word/2016/wordml/cid" xmlns:w16="http://schemas.microsoft.com/office/word/2018/wordml" xmlns:w16du="http://schemas.microsoft.com/office/word/2023/wordml/word16du" xmlns:w16sdtdh="http://schemas.microsoft.com/office/word/2020/wordml/sdtdatahash" xmlns:w16sdtfl="http://schemas.microsoft.com/office/word/2024/wordml/sdtformatlock" xmlns:w16se="http://schemas.microsoft.com/office/word/2015/wordml/symex" xmlns:wpg="http://schemas.microsoft.com/office/word/2010/wordprocessingGroup" xmlns:wpi="http://schemas.microsoft.com/office/word/2010/wordprocessingInk" xmlns:wne="http://schemas.microsoft.com/office/word/2006/wordml" xmlns:wps="http://schemas.microsoft.com/office/word/2010/wordprocessingShape" mc:Ignorable="w14 w15 w16se w16cid w16 w16cex w16sdtdh w16sdtfl w16du wp14">
+<w:endnotes xmlns:wpc="http://schemas.microsoft.com/office/word/2010/wordprocessingCanvas" xmlns:cx="http://schemas.microsoft.com/office/drawing/2014/chartex" xmlns:cx1="http://schemas.microsoft.com/office/drawing/2015/9/8/chartex" xmlns:mc="http://schemas.openxmlformats.org/markup-compatibility/2006" xmlns:o="urn:schemas-microsoft-com:office:office" xmlns:r="http://schemas.openxmlformats.org/officeDocument/2006/relationships" xmlns:m="http://schemas.openxmlformats.org/officeDocument/2006/math" xmlns:v="urn:schemas-microsoft-com:vml" xmlns:wp14="http://schemas.microsoft.com/office/word/2010/wordprocessingDrawing" xmlns:wp="http://schemas.openxmlformats.org/drawingml/2006/wordprocessingDrawing" xmlns:w10="urn:schemas-microsoft-com:office:word" xmlns:w="http://schemas.openxmlformats.org/wordprocessingml/2006/main" xmlns:w14="http://schemas.microsoft.com/office/word/2010/wordml" xmlns:w15="http://schemas.microsoft.com/office/word/2012/wordml" xmlns:w16se="http://schemas.microsoft.com/office/word/2015/wordml/symex" xmlns:wpg="http://schemas.microsoft.com/office/word/2010/wordprocessingGroup" xmlns:wpi="http://schemas.microsoft.com/office/word/2010/wordprocessingInk" xmlns:wne="http://schemas.microsoft.com/office/word/2006/wordml" xmlns:wps="http://schemas.microsoft.com/office/word/2010/wordprocessingShape" mc:Ignorable="w14 w15 w16se wp14">
   <w:endnote w:type="separator" w:id="-1">
     <w:p>
       <w:pPr>
@@ -4006,7 +3959,7 @@
 </file>
 
 <file path=word/footer1.xml><?xml version="1.0" encoding="utf-8"?>
-<w:ftr xmlns:wpc="http://schemas.microsoft.com/office/word/2010/wordprocessingCanvas" xmlns:cx="http://schemas.microsoft.com/office/drawing/2014/chartex" xmlns:cx1="http://schemas.microsoft.com/office/drawing/2015/9/8/chartex" xmlns:cx2="http://schemas.microsoft.com/office/drawing/2015/10/21/chartex" xmlns:cx3="http://schemas.microsoft.com/office/drawing/2016/5/9/chartex" xmlns:cx4="http://schemas.microsoft.com/office/drawing/2016/5/10/chartex" xmlns:cx5="http://schemas.microsoft.com/office/drawing/2016/5/11/chartex" xmlns:cx6="http://schemas.microsoft.com/office/drawing/2016/5/12/chartex" xmlns:cx7="http://schemas.microsoft.com/office/drawing/2016/5/13/chartex" xmlns:cx8="http://schemas.microsoft.com/office/drawing/2016/5/14/chartex" xmlns:mc="http://schemas.openxmlformats.org/markup-compatibility/2006" xmlns:aink="http://schemas.microsoft.com/office/drawing/2016/ink" xmlns:am3d="http://schemas.microsoft.com/office/drawing/2017/model3d" xmlns:o="urn:schemas-microsoft-com:office:office" xmlns:oel="http://schemas.microsoft.com/office/2019/extlst" xmlns:r="http://schemas.openxmlformats.org/officeDocument/2006/relationships" xmlns:m="http://schemas.openxmlformats.org/officeDocument/2006/math" xmlns:v="urn:schemas-microsoft-com:vml" xmlns:wp14="http://schemas.microsoft.com/office/word/2010/wordprocessingDrawing" xmlns:wp="http://schemas.openxmlformats.org/drawingml/2006/wordprocessingDrawing" xmlns:w10="urn:schemas-microsoft-com:office:word" xmlns:w="http://schemas.openxmlformats.org/wordprocessingml/2006/main" xmlns:w14="http://schemas.microsoft.com/office/word/2010/wordml" xmlns:w15="http://schemas.microsoft.com/office/word/2012/wordml" xmlns:w16cex="http://schemas.microsoft.com/office/word/2018/wordml/cex" xmlns:w16cid="http://schemas.microsoft.com/office/word/2016/wordml/cid" xmlns:w16="http://schemas.microsoft.com/office/word/2018/wordml" xmlns:w16du="http://schemas.microsoft.com/office/word/2023/wordml/word16du" xmlns:w16sdtdh="http://schemas.microsoft.com/office/word/2020/wordml/sdtdatahash" xmlns:w16sdtfl="http://schemas.microsoft.com/office/word/2024/wordml/sdtformatlock" xmlns:w16se="http://schemas.microsoft.com/office/word/2015/wordml/symex" xmlns:wpg="http://schemas.microsoft.com/office/word/2010/wordprocessingGroup" xmlns:wpi="http://schemas.microsoft.com/office/word/2010/wordprocessingInk" xmlns:wne="http://schemas.microsoft.com/office/word/2006/wordml" xmlns:wps="http://schemas.microsoft.com/office/word/2010/wordprocessingShape" mc:Ignorable="w14 w15 w16se w16cid w16 w16cex w16sdtdh w16sdtfl w16du wp14">
+<w:ftr xmlns:wpc="http://schemas.microsoft.com/office/word/2010/wordprocessingCanvas" xmlns:cx="http://schemas.microsoft.com/office/drawing/2014/chartex" xmlns:cx1="http://schemas.microsoft.com/office/drawing/2015/9/8/chartex" xmlns:mc="http://schemas.openxmlformats.org/markup-compatibility/2006" xmlns:o="urn:schemas-microsoft-com:office:office" xmlns:r="http://schemas.openxmlformats.org/officeDocument/2006/relationships" xmlns:m="http://schemas.openxmlformats.org/officeDocument/2006/math" xmlns:v="urn:schemas-microsoft-com:vml" xmlns:wp14="http://schemas.microsoft.com/office/word/2010/wordprocessingDrawing" xmlns:wp="http://schemas.openxmlformats.org/drawingml/2006/wordprocessingDrawing" xmlns:w10="urn:schemas-microsoft-com:office:word" xmlns:w="http://schemas.openxmlformats.org/wordprocessingml/2006/main" xmlns:w14="http://schemas.microsoft.com/office/word/2010/wordml" xmlns:w15="http://schemas.microsoft.com/office/word/2012/wordml" xmlns:w16se="http://schemas.microsoft.com/office/word/2015/wordml/symex" xmlns:wpg="http://schemas.microsoft.com/office/word/2010/wordprocessingGroup" xmlns:wpi="http://schemas.microsoft.com/office/word/2010/wordprocessingInk" xmlns:wne="http://schemas.microsoft.com/office/word/2006/wordml" xmlns:wps="http://schemas.microsoft.com/office/word/2010/wordprocessingShape" mc:Ignorable="w14 w15 w16se wp14">
   <w:p>
     <w:pPr>
       <w:pStyle w:val="Piedepgina"/>
@@ -4036,9 +3989,10 @@
     <w:r>
       <w:rPr>
         <w:caps/>
+        <w:noProof/>
         <w:lang w:val="es-ES"/>
       </w:rPr>
-      <w:t>2</w:t>
+      <w:t>1</w:t>
     </w:r>
     <w:r>
       <w:rPr>
@@ -4060,7 +4014,7 @@
 </file>
 
 <file path=word/footnotes.xml><?xml version="1.0" encoding="utf-8"?>
-<w:footnotes xmlns:wpc="http://schemas.microsoft.com/office/word/2010/wordprocessingCanvas" xmlns:cx="http://schemas.microsoft.com/office/drawing/2014/chartex" xmlns:cx1="http://schemas.microsoft.com/office/drawing/2015/9/8/chartex" xmlns:cx2="http://schemas.microsoft.com/office/drawing/2015/10/21/chartex" xmlns:cx3="http://schemas.microsoft.com/office/drawing/2016/5/9/chartex" xmlns:cx4="http://schemas.microsoft.com/office/drawing/2016/5/10/chartex" xmlns:cx5="http://schemas.microsoft.com/office/drawing/2016/5/11/chartex" xmlns:cx6="http://schemas.microsoft.com/office/drawing/2016/5/12/chartex" xmlns:cx7="http://schemas.microsoft.com/office/drawing/2016/5/13/chartex" xmlns:cx8="http://schemas.microsoft.com/office/drawing/2016/5/14/chartex" xmlns:mc="http://schemas.openxmlformats.org/markup-compatibility/2006" xmlns:aink="http://schemas.microsoft.com/office/drawing/2016/ink" xmlns:am3d="http://schemas.microsoft.com/office/drawing/2017/model3d" xmlns:o="urn:schemas-microsoft-com:office:office" xmlns:oel="http://schemas.microsoft.com/office/2019/extlst" xmlns:r="http://schemas.openxmlformats.org/officeDocument/2006/relationships" xmlns:m="http://schemas.openxmlformats.org/officeDocument/2006/math" xmlns:v="urn:schemas-microsoft-com:vml" xmlns:wp14="http://schemas.microsoft.com/office/word/2010/wordprocessingDrawing" xmlns:wp="http://schemas.openxmlformats.org/drawingml/2006/wordprocessingDrawing" xmlns:w10="urn:schemas-microsoft-com:office:word" xmlns:w="http://schemas.openxmlformats.org/wordprocessingml/2006/main" xmlns:w14="http://schemas.microsoft.com/office/word/2010/wordml" xmlns:w15="http://schemas.microsoft.com/office/word/2012/wordml" xmlns:w16cex="http://schemas.microsoft.com/office/word/2018/wordml/cex" xmlns:w16cid="http://schemas.microsoft.com/office/word/2016/wordml/cid" xmlns:w16="http://schemas.microsoft.com/office/word/2018/wordml" xmlns:w16du="http://schemas.microsoft.com/office/word/2023/wordml/word16du" xmlns:w16sdtdh="http://schemas.microsoft.com/office/word/2020/wordml/sdtdatahash" xmlns:w16sdtfl="http://schemas.microsoft.com/office/word/2024/wordml/sdtformatlock" xmlns:w16se="http://schemas.microsoft.com/office/word/2015/wordml/symex" xmlns:wpg="http://schemas.microsoft.com/office/word/2010/wordprocessingGroup" xmlns:wpi="http://schemas.microsoft.com/office/word/2010/wordprocessingInk" xmlns:wne="http://schemas.microsoft.com/office/word/2006/wordml" xmlns:wps="http://schemas.microsoft.com/office/word/2010/wordprocessingShape" mc:Ignorable="w14 w15 w16se w16cid w16 w16cex w16sdtdh w16sdtfl w16du wp14">
+<w:footnotes xmlns:wpc="http://schemas.microsoft.com/office/word/2010/wordprocessingCanvas" xmlns:cx="http://schemas.microsoft.com/office/drawing/2014/chartex" xmlns:cx1="http://schemas.microsoft.com/office/drawing/2015/9/8/chartex" xmlns:mc="http://schemas.openxmlformats.org/markup-compatibility/2006" xmlns:o="urn:schemas-microsoft-com:office:office" xmlns:r="http://schemas.openxmlformats.org/officeDocument/2006/relationships" xmlns:m="http://schemas.openxmlformats.org/officeDocument/2006/math" xmlns:v="urn:schemas-microsoft-com:vml" xmlns:wp14="http://schemas.microsoft.com/office/word/2010/wordprocessingDrawing" xmlns:wp="http://schemas.openxmlformats.org/drawingml/2006/wordprocessingDrawing" xmlns:w10="urn:schemas-microsoft-com:office:word" xmlns:w="http://schemas.openxmlformats.org/wordprocessingml/2006/main" xmlns:w14="http://schemas.microsoft.com/office/word/2010/wordml" xmlns:w15="http://schemas.microsoft.com/office/word/2012/wordml" xmlns:w16se="http://schemas.microsoft.com/office/word/2015/wordml/symex" xmlns:wpg="http://schemas.microsoft.com/office/word/2010/wordprocessingGroup" xmlns:wpi="http://schemas.microsoft.com/office/word/2010/wordprocessingInk" xmlns:wne="http://schemas.microsoft.com/office/word/2006/wordml" xmlns:wps="http://schemas.microsoft.com/office/word/2010/wordprocessingShape" mc:Ignorable="w14 w15 w16se wp14">
   <w:footnote w:type="separator" w:id="-1">
     <w:p>
       <w:pPr>
@@ -4085,7 +4039,7 @@
 </file>
 
 <file path=word/numbering.xml><?xml version="1.0" encoding="utf-8"?>
-<w:numbering xmlns:wpc="http://schemas.microsoft.com/office/word/2010/wordprocessingCanvas" xmlns:cx="http://schemas.microsoft.com/office/drawing/2014/chartex" xmlns:cx1="http://schemas.microsoft.com/office/drawing/2015/9/8/chartex" xmlns:cx2="http://schemas.microsoft.com/office/drawing/2015/10/21/chartex" xmlns:cx3="http://schemas.microsoft.com/office/drawing/2016/5/9/chartex" xmlns:cx4="http://schemas.microsoft.com/office/drawing/2016/5/10/chartex" xmlns:cx5="http://schemas.microsoft.com/office/drawing/2016/5/11/chartex" xmlns:cx6="http://schemas.microsoft.com/office/drawing/2016/5/12/chartex" xmlns:cx7="http://schemas.microsoft.com/office/drawing/2016/5/13/chartex" xmlns:cx8="http://schemas.microsoft.com/office/drawing/2016/5/14/chartex" xmlns:mc="http://schemas.openxmlformats.org/markup-compatibility/2006" xmlns:aink="http://schemas.microsoft.com/office/drawing/2016/ink" xmlns:am3d="http://schemas.microsoft.com/office/drawing/2017/model3d" xmlns:o="urn:schemas-microsoft-com:office:office" xmlns:oel="http://schemas.microsoft.com/office/2019/extlst" xmlns:r="http://schemas.openxmlformats.org/officeDocument/2006/relationships" xmlns:m="http://schemas.openxmlformats.org/officeDocument/2006/math" xmlns:v="urn:schemas-microsoft-com:vml" xmlns:wp14="http://schemas.microsoft.com/office/word/2010/wordprocessingDrawing" xmlns:wp="http://schemas.openxmlformats.org/drawingml/2006/wordprocessingDrawing" xmlns:w10="urn:schemas-microsoft-com:office:word" xmlns:w="http://schemas.openxmlformats.org/wordprocessingml/2006/main" xmlns:w14="http://schemas.microsoft.com/office/word/2010/wordml" xmlns:w15="http://schemas.microsoft.com/office/word/2012/wordml" xmlns:w16cex="http://schemas.microsoft.com/office/word/2018/wordml/cex" xmlns:w16cid="http://schemas.microsoft.com/office/word/2016/wordml/cid" xmlns:w16="http://schemas.microsoft.com/office/word/2018/wordml" xmlns:w16du="http://schemas.microsoft.com/office/word/2023/wordml/word16du" xmlns:w16sdtdh="http://schemas.microsoft.com/office/word/2020/wordml/sdtdatahash" xmlns:w16sdtfl="http://schemas.microsoft.com/office/word/2024/wordml/sdtformatlock" xmlns:w16se="http://schemas.microsoft.com/office/word/2015/wordml/symex" xmlns:wpg="http://schemas.microsoft.com/office/word/2010/wordprocessingGroup" xmlns:wpi="http://schemas.microsoft.com/office/word/2010/wordprocessingInk" xmlns:wne="http://schemas.microsoft.com/office/word/2006/wordml" xmlns:wps="http://schemas.microsoft.com/office/word/2010/wordprocessingShape" mc:Ignorable="w14 w15 w16se w16cid w16 w16cex w16sdtdh w16sdtfl w16du wp14">
+<w:numbering xmlns:wpc="http://schemas.microsoft.com/office/word/2010/wordprocessingCanvas" xmlns:cx="http://schemas.microsoft.com/office/drawing/2014/chartex" xmlns:cx1="http://schemas.microsoft.com/office/drawing/2015/9/8/chartex" xmlns:mc="http://schemas.openxmlformats.org/markup-compatibility/2006" xmlns:o="urn:schemas-microsoft-com:office:office" xmlns:r="http://schemas.openxmlformats.org/officeDocument/2006/relationships" xmlns:m="http://schemas.openxmlformats.org/officeDocument/2006/math" xmlns:v="urn:schemas-microsoft-com:vml" xmlns:wp14="http://schemas.microsoft.com/office/word/2010/wordprocessingDrawing" xmlns:wp="http://schemas.openxmlformats.org/drawingml/2006/wordprocessingDrawing" xmlns:w10="urn:schemas-microsoft-com:office:word" xmlns:w="http://schemas.openxmlformats.org/wordprocessingml/2006/main" xmlns:w14="http://schemas.microsoft.com/office/word/2010/wordml" xmlns:w15="http://schemas.microsoft.com/office/word/2012/wordml" xmlns:w16se="http://schemas.microsoft.com/office/word/2015/wordml/symex" xmlns:wpg="http://schemas.microsoft.com/office/word/2010/wordprocessingGroup" xmlns:wpi="http://schemas.microsoft.com/office/word/2010/wordprocessingInk" xmlns:wne="http://schemas.microsoft.com/office/word/2006/wordml" xmlns:wps="http://schemas.microsoft.com/office/word/2010/wordprocessingShape" mc:Ignorable="w14 w15 w16se wp14">
   <w:abstractNum w:abstractNumId="0" w15:restartNumberingAfterBreak="0">
     <w:nsid w:val="04BB30C8"/>
     <w:multiLevelType w:val="multilevel"/>
@@ -5336,7 +5290,7 @@
       </w:rPr>
     </w:lvl>
   </w:abstractNum>
-  <w:num w:numId="1" w16cid:durableId="1855723095">
+  <w:num w:numId="1">
     <w:abstractNumId w:val="8"/>
     <w:lvlOverride w:ilvl="0">
       <w:startOverride w:val="1"/>
@@ -5366,7 +5320,7 @@
       <w:startOverride w:val="1"/>
     </w:lvlOverride>
   </w:num>
-  <w:num w:numId="2" w16cid:durableId="1102528646">
+  <w:num w:numId="2">
     <w:abstractNumId w:val="12"/>
     <w:lvlOverride w:ilvl="0">
       <w:startOverride w:val="1"/>
@@ -5396,28 +5350,28 @@
       <w:startOverride w:val="1"/>
     </w:lvlOverride>
   </w:num>
-  <w:num w:numId="3" w16cid:durableId="1446805094">
+  <w:num w:numId="3">
     <w:abstractNumId w:val="8"/>
   </w:num>
-  <w:num w:numId="4" w16cid:durableId="785193737">
+  <w:num w:numId="4">
     <w:abstractNumId w:val="1"/>
   </w:num>
-  <w:num w:numId="5" w16cid:durableId="891426880">
+  <w:num w:numId="5">
     <w:abstractNumId w:val="0"/>
   </w:num>
-  <w:num w:numId="6" w16cid:durableId="74980859">
+  <w:num w:numId="6">
     <w:abstractNumId w:val="5"/>
   </w:num>
-  <w:num w:numId="7" w16cid:durableId="531455220">
+  <w:num w:numId="7">
     <w:abstractNumId w:val="3"/>
   </w:num>
-  <w:num w:numId="8" w16cid:durableId="984550402">
+  <w:num w:numId="8">
     <w:abstractNumId w:val="10"/>
   </w:num>
-  <w:num w:numId="9" w16cid:durableId="1820806053">
+  <w:num w:numId="9">
     <w:abstractNumId w:val="6"/>
   </w:num>
-  <w:num w:numId="10" w16cid:durableId="1401561442">
+  <w:num w:numId="10">
     <w:abstractNumId w:val="10"/>
     <w:lvlOverride w:ilvl="0">
       <w:startOverride w:val="1"/>
@@ -5447,7 +5401,7 @@
       <w:startOverride w:val="1"/>
     </w:lvlOverride>
   </w:num>
-  <w:num w:numId="11" w16cid:durableId="1879926426">
+  <w:num w:numId="11">
     <w:abstractNumId w:val="6"/>
     <w:lvlOverride w:ilvl="0">
       <w:startOverride w:val="1"/>
@@ -5477,10 +5431,10 @@
       <w:startOverride w:val="1"/>
     </w:lvlOverride>
   </w:num>
-  <w:num w:numId="12" w16cid:durableId="1111165265">
+  <w:num w:numId="12">
     <w:abstractNumId w:val="11"/>
   </w:num>
-  <w:num w:numId="13" w16cid:durableId="803041334">
+  <w:num w:numId="13">
     <w:abstractNumId w:val="7"/>
     <w:lvlOverride w:ilvl="0">
       <w:startOverride w:val="1"/>
@@ -5510,7 +5464,7 @@
       <w:startOverride w:val="1"/>
     </w:lvlOverride>
   </w:num>
-  <w:num w:numId="14" w16cid:durableId="686908438">
+  <w:num w:numId="14">
     <w:abstractNumId w:val="9"/>
     <w:lvlOverride w:ilvl="0">
       <w:startOverride w:val="1"/>
@@ -5540,7 +5494,7 @@
       <w:startOverride w:val="1"/>
     </w:lvlOverride>
   </w:num>
-  <w:num w:numId="15" w16cid:durableId="1130128119">
+  <w:num w:numId="15">
     <w:abstractNumId w:val="4"/>
     <w:lvlOverride w:ilvl="0">
       <w:startOverride w:val="1"/>
@@ -5570,7 +5524,7 @@
       <w:startOverride w:val="1"/>
     </w:lvlOverride>
   </w:num>
-  <w:num w:numId="16" w16cid:durableId="217329492">
+  <w:num w:numId="16">
     <w:abstractNumId w:val="2"/>
     <w:lvlOverride w:ilvl="0">
       <w:startOverride w:val="1"/>
@@ -5604,7 +5558,7 @@
 </file>
 
 <file path=word/styles.xml><?xml version="1.0" encoding="utf-8"?>
-<w:styles xmlns:mc="http://schemas.openxmlformats.org/markup-compatibility/2006" xmlns:r="http://schemas.openxmlformats.org/officeDocument/2006/relationships" xmlns:w="http://schemas.openxmlformats.org/wordprocessingml/2006/main" xmlns:w14="http://schemas.microsoft.com/office/word/2010/wordml" xmlns:w15="http://schemas.microsoft.com/office/word/2012/wordml" xmlns:w16cex="http://schemas.microsoft.com/office/word/2018/wordml/cex" xmlns:w16cid="http://schemas.microsoft.com/office/word/2016/wordml/cid" xmlns:w16="http://schemas.microsoft.com/office/word/2018/wordml" xmlns:w16du="http://schemas.microsoft.com/office/word/2023/wordml/word16du" xmlns:w16sdtdh="http://schemas.microsoft.com/office/word/2020/wordml/sdtdatahash" xmlns:w16sdtfl="http://schemas.microsoft.com/office/word/2024/wordml/sdtformatlock" xmlns:w16se="http://schemas.microsoft.com/office/word/2015/wordml/symex" mc:Ignorable="w14 w15 w16se w16cid w16 w16cex w16sdtdh w16sdtfl w16du">
+<w:styles xmlns:mc="http://schemas.openxmlformats.org/markup-compatibility/2006" xmlns:r="http://schemas.openxmlformats.org/officeDocument/2006/relationships" xmlns:w="http://schemas.openxmlformats.org/wordprocessingml/2006/main" xmlns:w14="http://schemas.microsoft.com/office/word/2010/wordml" xmlns:w15="http://schemas.microsoft.com/office/word/2012/wordml" xmlns:w16se="http://schemas.microsoft.com/office/word/2015/wordml/symex" mc:Ignorable="w14 w15 w16se">
   <w:docDefaults>
     <w:rPrDefault>
       <w:rPr>
@@ -5620,7 +5574,7 @@
       </w:pPr>
     </w:pPrDefault>
   </w:docDefaults>
-  <w:latentStyles w:defLockedState="0" w:defUIPriority="99" w:defSemiHidden="0" w:defUnhideWhenUsed="0" w:defQFormat="0" w:count="376">
+  <w:latentStyles w:defLockedState="0" w:defUIPriority="99" w:defSemiHidden="0" w:defUnhideWhenUsed="0" w:defQFormat="0" w:count="371">
     <w:lsdException w:name="Normal" w:uiPriority="0" w:qFormat="1"/>
     <w:lsdException w:name="heading 1" w:uiPriority="9" w:qFormat="1"/>
     <w:lsdException w:name="heading 2" w:semiHidden="1" w:uiPriority="9" w:unhideWhenUsed="1" w:qFormat="1"/>
@@ -5992,11 +5946,6 @@
     <w:lsdException w:name="List Table 5 Dark Accent 6" w:uiPriority="50"/>
     <w:lsdException w:name="List Table 6 Colorful Accent 6" w:uiPriority="51"/>
     <w:lsdException w:name="List Table 7 Colorful Accent 6" w:uiPriority="52"/>
-    <w:lsdException w:name="Mention" w:semiHidden="1" w:unhideWhenUsed="1"/>
-    <w:lsdException w:name="Smart Hyperlink" w:semiHidden="1" w:unhideWhenUsed="1"/>
-    <w:lsdException w:name="Hashtag" w:semiHidden="1" w:unhideWhenUsed="1"/>
-    <w:lsdException w:name="Unresolved Mention" w:semiHidden="1" w:unhideWhenUsed="1"/>
-    <w:lsdException w:name="Smart Link" w:semiHidden="1" w:unhideWhenUsed="1"/>
   </w:latentStyles>
   <w:style w:type="paragraph" w:default="1" w:styleId="Normal">
     <w:name w:val="Normal"/>
@@ -6592,6 +6541,33 @@
 </file>
 
 <file path=customXml/item1.xml><?xml version="1.0" encoding="utf-8"?>
+<?mso-contentType ?>
+<FormTemplates xmlns="http://schemas.microsoft.com/sharepoint/v3/contenttype/forms">
+  <Display>DocumentLibraryForm</Display>
+  <Edit>DocumentLibraryForm</Edit>
+  <New>DocumentLibraryForm</New>
+</FormTemplates>
+</file>
+
+<file path=customXml/item2.xml><?xml version="1.0" encoding="utf-8"?>
+<p:properties xmlns:p="http://schemas.microsoft.com/office/2006/metadata/properties" xmlns:xsi="http://www.w3.org/2001/XMLSchema-instance" xmlns:pc="http://schemas.microsoft.com/office/infopath/2007/PartnerControls">
+  <documentManagement>
+    <Cod_x002e_Cliente xmlns="5b6b5241-50d0-4c02-a7f7-d0753a909d53">0</Cod_x002e_Cliente>
+    <Numerodecausa_x002f_exp_x002e_ xmlns="5b6b5241-50d0-4c02-a7f7-d0753a909d53" xsi:nil="true"/>
+    <Abogadoacargo xmlns="5b6b5241-50d0-4c02-a7f7-d0753a909d53" xsi:nil="true"/>
+    <Socioacargo xmlns="5b6b5241-50d0-4c02-a7f7-d0753a909d53" xsi:nil="true"/>
+    <GrupoEcon_x00f3_mico xmlns="5b6b5241-50d0-4c02-a7f7-d0753a909d53" xsi:nil="true"/>
+    <lcf76f155ced4ddcb4097134ff3c332f xmlns="5b6b5241-50d0-4c02-a7f7-d0753a909d53">
+      <Terms xmlns="http://schemas.microsoft.com/office/infopath/2007/PartnerControls"/>
+    </lcf76f155ced4ddcb4097134ff3c332f>
+    <TaxCatchAll xmlns="dfde030a-8e9a-4d5e-8288-d63a4d23310e" xsi:nil="true"/>
+    <NombreBusqueda xmlns="5b6b5241-50d0-4c02-a7f7-d0753a909d53" xsi:nil="true"/>
+    <Inicialll xmlns="5b6b5241-50d0-4c02-a7f7-d0753a909d53" xsi:nil="true"/>
+  </documentManagement>
+</p:properties>
+</file>
+
+<file path=customXml/item3.xml><?xml version="1.0" encoding="utf-8"?>
 <ct:contentTypeSchema xmlns:ct="http://schemas.microsoft.com/office/2006/metadata/contentType" xmlns:ma="http://schemas.microsoft.com/office/2006/metadata/properties/metaAttributes" ct:_="" ma:_="" ma:contentTypeName="Documento" ma:contentTypeID="0x01010013E84D20559E9C46A1AE57EE10AE055A" ma:contentTypeVersion="22" ma:contentTypeDescription="Crear nuevo documento." ma:contentTypeScope="" ma:versionID="1e7a55a61121defcce1c74f98494ab69">
   <xsd:schema xmlns:xsd="http://www.w3.org/2001/XMLSchema" xmlns:xs="http://www.w3.org/2001/XMLSchema" xmlns:p="http://schemas.microsoft.com/office/2006/metadata/properties" xmlns:ns2="5b6b5241-50d0-4c02-a7f7-d0753a909d53" xmlns:ns3="dfde030a-8e9a-4d5e-8288-d63a4d23310e" targetNamespace="http://schemas.microsoft.com/office/2006/metadata/properties" ma:root="true" ma:fieldsID="1f6af528fd04dfd0dd3ffdf4b0696a27" ns2:_="" ns3:_="">
     <xsd:import namespace="5b6b5241-50d0-4c02-a7f7-d0753a909d53"/>
@@ -6862,34 +6838,26 @@
 </ct:contentTypeSchema>
 </file>
 
-<file path=customXml/item2.xml><?xml version="1.0" encoding="utf-8"?>
-<p:properties xmlns:p="http://schemas.microsoft.com/office/2006/metadata/properties" xmlns:xsi="http://www.w3.org/2001/XMLSchema-instance" xmlns:pc="http://schemas.microsoft.com/office/infopath/2007/PartnerControls">
-  <documentManagement>
-    <Cod_x002e_Cliente xmlns="5b6b5241-50d0-4c02-a7f7-d0753a909d53">0</Cod_x002e_Cliente>
-    <Numerodecausa_x002f_exp_x002e_ xmlns="5b6b5241-50d0-4c02-a7f7-d0753a909d53" xsi:nil="true"/>
-    <Abogadoacargo xmlns="5b6b5241-50d0-4c02-a7f7-d0753a909d53" xsi:nil="true"/>
-    <Socioacargo xmlns="5b6b5241-50d0-4c02-a7f7-d0753a909d53" xsi:nil="true"/>
-    <GrupoEcon_x00f3_mico xmlns="5b6b5241-50d0-4c02-a7f7-d0753a909d53" xsi:nil="true"/>
-    <lcf76f155ced4ddcb4097134ff3c332f xmlns="5b6b5241-50d0-4c02-a7f7-d0753a909d53">
-      <Terms xmlns="http://schemas.microsoft.com/office/infopath/2007/PartnerControls"/>
-    </lcf76f155ced4ddcb4097134ff3c332f>
-    <TaxCatchAll xmlns="dfde030a-8e9a-4d5e-8288-d63a4d23310e" xsi:nil="true"/>
-    <NombreBusqueda xmlns="5b6b5241-50d0-4c02-a7f7-d0753a909d53" xsi:nil="true"/>
-    <Inicialll xmlns="5b6b5241-50d0-4c02-a7f7-d0753a909d53" xsi:nil="true"/>
-  </documentManagement>
-</p:properties>
+<file path=customXml/itemProps1.xml><?xml version="1.0" encoding="utf-8"?>
+<ds:datastoreItem xmlns:ds="http://schemas.openxmlformats.org/officeDocument/2006/customXml" ds:itemID="{E158A0A6-6E3C-43F2-B22E-701A44B837EB}">
+  <ds:schemaRefs>
+    <ds:schemaRef ds:uri="http://schemas.microsoft.com/sharepoint/v3/contenttype/forms"/>
+  </ds:schemaRefs>
+</ds:datastoreItem>
 </file>
 
-<file path=customXml/item3.xml><?xml version="1.0" encoding="utf-8"?>
-<?mso-contentType ?>
-<FormTemplates xmlns="http://schemas.microsoft.com/sharepoint/v3/contenttype/forms">
-  <Display>DocumentLibraryForm</Display>
-  <Edit>DocumentLibraryForm</Edit>
-  <New>DocumentLibraryForm</New>
-</FormTemplates>
+<file path=customXml/itemProps2.xml><?xml version="1.0" encoding="utf-8"?>
+<ds:datastoreItem xmlns:ds="http://schemas.openxmlformats.org/officeDocument/2006/customXml" ds:itemID="{E952F4F7-E4CB-434F-8BFC-D2962F735246}">
+  <ds:schemaRefs>
+    <ds:schemaRef ds:uri="http://schemas.microsoft.com/office/2006/metadata/properties"/>
+    <ds:schemaRef ds:uri="http://schemas.microsoft.com/office/infopath/2007/PartnerControls"/>
+    <ds:schemaRef ds:uri="5b6b5241-50d0-4c02-a7f7-d0753a909d53"/>
+    <ds:schemaRef ds:uri="dfde030a-8e9a-4d5e-8288-d63a4d23310e"/>
+  </ds:schemaRefs>
+</ds:datastoreItem>
 </file>
 
-<file path=customXml/itemProps1.xml><?xml version="1.0" encoding="utf-8"?>
+<file path=customXml/itemProps3.xml><?xml version="1.0" encoding="utf-8"?>
 <ds:datastoreItem xmlns:ds="http://schemas.openxmlformats.org/officeDocument/2006/customXml" ds:itemID="{F09AD1AC-C3EE-46B3-8154-3809969BAF96}">
   <ds:schemaRefs>
     <ds:schemaRef ds:uri="http://schemas.microsoft.com/office/2006/metadata/contentType"/>
@@ -6906,23 +6874,4 @@
     <ds:schemaRef ds:uri="http://schemas.microsoft.com/internal/obd"/>
   </ds:schemaRefs>
 </ds:datastoreItem>
-</file>
-
-<file path=customXml/itemProps2.xml><?xml version="1.0" encoding="utf-8"?>
-<ds:datastoreItem xmlns:ds="http://schemas.openxmlformats.org/officeDocument/2006/customXml" ds:itemID="{E952F4F7-E4CB-434F-8BFC-D2962F735246}">
-  <ds:schemaRefs>
-    <ds:schemaRef ds:uri="http://schemas.microsoft.com/office/2006/metadata/properties"/>
-    <ds:schemaRef ds:uri="http://schemas.microsoft.com/office/infopath/2007/PartnerControls"/>
-    <ds:schemaRef ds:uri="5b6b5241-50d0-4c02-a7f7-d0753a909d53"/>
-    <ds:schemaRef ds:uri="dfde030a-8e9a-4d5e-8288-d63a4d23310e"/>
-  </ds:schemaRefs>
-</ds:datastoreItem>
-</file>
-
-<file path=customXml/itemProps3.xml><?xml version="1.0" encoding="utf-8"?>
-<ds:datastoreItem xmlns:ds="http://schemas.openxmlformats.org/officeDocument/2006/customXml" ds:itemID="{E158A0A6-6E3C-43F2-B22E-701A44B837EB}">
-  <ds:schemaRefs>
-    <ds:schemaRef ds:uri="http://schemas.microsoft.com/sharepoint/v3/contenttype/forms"/>
-  </ds:schemaRefs>
-</ds:datastoreItem>
 </file>